--- a/ru/wisdom-stories/let-prayer-come-and-find-you.docx
+++ b/ru/wisdom-stories/let-prayer-come-and-find-you.docx
@@ -14,7 +14,7 @@
           <w:color w:val="000000"/>
           <w:sz w:val="52"/>
         </w:rPr>
-        <w:t>Пусть молитва придёт и найдёт тебя.</w:t>
+        <w:t>Пусть нужная тебе молитва сама тебя найдёт</w:t>
       </w:r>
     </w:p>
     <w:p>
@@ -22,13 +22,7 @@
         <w:jc w:val="left"/>
       </w:pPr>
       <w:r>
-        <w:rPr>
-          <w:rFonts w:ascii="Arial" w:hAnsi="Arial" w:eastAsia="Arial"/>
-          <w:i w:val="0"/>
-          <w:color w:val="000000"/>
-          <w:sz w:val="22"/>
-        </w:rPr>
-        <w:t>Наши старейшины говорили, что ты —</w:t>
+        <w:t>Наши старейшины говорили:</w:t>
       </w:r>
     </w:p>
     <w:p>
@@ -36,13 +30,7 @@
         <w:jc w:val="left"/>
       </w:pPr>
       <w:r>
-        <w:rPr>
-          <w:rFonts w:ascii="Arial" w:hAnsi="Arial" w:eastAsia="Arial"/>
-          <w:i w:val="0"/>
-          <w:color w:val="000000"/>
-          <w:sz w:val="22"/>
-        </w:rPr>
-        <w:t>будь тем, кто держит за руку бедного, кто ласкает голову сироты, кто покрывает ноги ребёнка, тот, кто широк и силён, чтобы молитва, в которой ты нуждаешься, пришла и нашла тебя.</w:t>
+        <w:t>Будь рукой, которая поддержит бедного; дверью, в которую сможет постучать нуждающийся; лаской для сироты; обувью для босого ребёнка. Будь облегчением в беде и поддержкой в трудную минуту — и тогда молитва, в которой однажды будешь нуждаться ты сам, найдёт тебя.</w:t>
       </w:r>
     </w:p>
     <w:p>
@@ -64,23 +52,12 @@
       </w:pPr>
       <w:r>
         <w:rPr>
-          <w:rFonts w:ascii="Arial" w:hAnsi="Arial" w:eastAsia="Arial" w:cs="Arial"/>
           <w:b/>
-          <w:i w:val="0"/>
-          <w:color w:val="9A7417"/>
-          <w:sz w:val="22"/>
         </w:rPr>
         <w:t xml:space="preserve">Мораль: </w:t>
       </w:r>
       <w:r>
-        <w:rPr>
-          <w:rFonts w:ascii="Arial" w:hAnsi="Arial" w:eastAsia="Arial" w:cs="Arial"/>
-          <w:b w:val="0"/>
-          <w:i w:val="0"/>
-          <w:color w:val="3F3826"/>
-          <w:sz w:val="22"/>
-        </w:rPr>
-        <w:t>Тот, кто протягивает руку нуждающемуся и ласкает голову сироты, сам достоин молитвы. Рука, которой ты делаешь добро, однажды откроется и тебе.</w:t>
+        <w:t>Помогая нуждающимся и проявляя заботу к беззащитным, человек сам становится достойным доброй молитвы. Добро, которое ты сделал другим, однажды может вернуться к тебе.</w:t>
       </w:r>
     </w:p>
     <w:p>
